--- a/Backend/src/templates/qas/FOR Acta QA Telefonía PBX Administrada.docx
+++ b/Backend/src/templates/qas/FOR Acta QA Telefonía PBX Administrada.docx
@@ -55,6 +55,13 @@
         <w:tab/>
         <w:t>1</w:t>
       </w:r>
+      <w:r>
+        <w:rPr>
+          <w:sz w:val="18"/>
+        </w:rPr>
+        <w:tab/>
+        <w:t>{visita_numero}</w:t>
+      </w:r>
     </w:p>
     <w:p>
       <w:pPr>
@@ -112,6 +119,13 @@
         </w:rPr>
         <w:t>.2023</w:t>
       </w:r>
+      <w:r>
+        <w:rPr>
+          <w:sz w:val="18"/>
+        </w:rPr>
+        <w:tab/>
+        <w:t>{fecha_ejecucion}</w:t>
+      </w:r>
     </w:p>
     <w:p>
       <w:pPr>
@@ -145,6 +159,13 @@
           <w:bCs/>
         </w:rPr>
         <w:t xml:space="preserve">08:00 </w:t>
+      </w:r>
+      <w:r>
+        <w:rPr>
+          <w:sz w:val="18"/>
+        </w:rPr>
+        <w:tab/>
+        <w:t>{hora_inicio}</w:t>
       </w:r>
     </w:p>
     <w:p>
@@ -176,6 +197,13 @@
         <w:tab/>
         <w:t>60 MIN</w:t>
       </w:r>
+      <w:r>
+        <w:rPr>
+          <w:sz w:val="18"/>
+        </w:rPr>
+        <w:tab/>
+        <w:t>{tiempo_transporte}</w:t>
+      </w:r>
     </w:p>
     <w:p>
       <w:pPr>
@@ -206,6 +234,13 @@
         <w:tab/>
         <w:t>10 MIN</w:t>
       </w:r>
+      <w:r>
+        <w:rPr>
+          <w:sz w:val="18"/>
+        </w:rPr>
+        <w:tab/>
+        <w:t>{tiempo_antesala}</w:t>
+      </w:r>
     </w:p>
     <w:p>
       <w:pPr>
@@ -236,6 +271,13 @@
         <w:tab/>
         <w:t>180 MIN</w:t>
       </w:r>
+      <w:r>
+        <w:rPr>
+          <w:sz w:val="18"/>
+        </w:rPr>
+        <w:tab/>
+        <w:t>{tiempo_ejecucion}</w:t>
+      </w:r>
     </w:p>
     <w:p>
       <w:pPr>
@@ -273,6 +315,13 @@
         <w:tab/>
         <w:t>15 MIN</w:t>
       </w:r>
+      <w:r>
+        <w:rPr>
+          <w:sz w:val="18"/>
+        </w:rPr>
+        <w:tab/>
+        <w:t>{tiempo_espera_claro}</w:t>
+      </w:r>
     </w:p>
     <w:p>
       <w:pPr>
@@ -306,6 +355,13 @@
           <w:bCs/>
         </w:rPr>
         <w:t>12:00</w:t>
+      </w:r>
+      <w:r>
+        <w:rPr>
+          <w:sz w:val="18"/>
+        </w:rPr>
+        <w:tab/>
+        <w:t>{hora_salida}</w:t>
       </w:r>
     </w:p>
     <w:p>
@@ -361,6 +417,13 @@
         <w:tab/>
         <w:t>RONALD LEGUIZAMON</w:t>
       </w:r>
+      <w:r>
+        <w:rPr>
+          <w:sz w:val="18"/>
+        </w:rPr>
+        <w:tab/>
+        <w:t>{ingeniero_outsourcing}</w:t>
+      </w:r>
     </w:p>
     <w:p>
       <w:pPr>
@@ -403,6 +466,13 @@
           <w:b/>
         </w:rPr>
         <w:t>150704547</w:t>
+      </w:r>
+      <w:r>
+        <w:rPr>
+          <w:sz w:val="18"/>
+        </w:rPr>
+        <w:tab/>
+        <w:t>{multimetro}</w:t>
       </w:r>
     </w:p>
     <w:p>
@@ -434,6 +504,13 @@
         <w:tab/>
         <w:t>NA</w:t>
       </w:r>
+      <w:r>
+        <w:rPr>
+          <w:sz w:val="18"/>
+        </w:rPr>
+        <w:tab/>
+        <w:t>{analizador_ber}</w:t>
+      </w:r>
     </w:p>
     <w:p>
       <w:pPr>
@@ -468,6 +545,13 @@
         </w:rPr>
         <w:t>CARLOS LATORRE</w:t>
       </w:r>
+      <w:r>
+        <w:rPr>
+          <w:sz w:val="18"/>
+        </w:rPr>
+        <w:tab/>
+        <w:t>{soporte_claro}</w:t>
+      </w:r>
     </w:p>
     <w:p>
       <w:pPr>
@@ -501,6 +585,13 @@
           <w:bCs/>
         </w:rPr>
         <w:t>ADRIAN HERNANDEZ</w:t>
+      </w:r>
+      <w:r>
+        <w:rPr>
+          <w:sz w:val="18"/>
+        </w:rPr>
+        <w:tab/>
+        <w:t>{firma_acta}</w:t>
       </w:r>
     </w:p>
     <w:p>
@@ -540,6 +631,13 @@
         <w:tab/>
         <w:t>NA</w:t>
       </w:r>
+      <w:r>
+        <w:rPr>
+          <w:sz w:val="18"/>
+        </w:rPr>
+        <w:tab/>
+        <w:t>{caso_seguimiento}</w:t>
+      </w:r>
     </w:p>
     <w:p>
       <w:pPr>
@@ -562,6 +660,13 @@
         </w:rPr>
         <w:tab/>
         <w:t>SIN NOVEDAD</w:t>
+      </w:r>
+      <w:r>
+        <w:rPr>
+          <w:sz w:val="18"/>
+        </w:rPr>
+        <w:tab/>
+        <w:t>{problemas_instalacion}</w:t>
       </w:r>
     </w:p>
     <w:p>
@@ -613,6 +718,13 @@
         <w:tab/>
         <w:t>122.3</w:t>
       </w:r>
+      <w:r>
+        <w:rPr>
+          <w:sz w:val="18"/>
+        </w:rPr>
+        <w:tab/>
+        <w:t>{fase_neutro}</w:t>
+      </w:r>
     </w:p>
     <w:p>
       <w:pPr>
@@ -647,6 +759,13 @@
         </w:rPr>
         <w:tab/>
       </w:r>
+      <w:r>
+        <w:rPr>
+          <w:sz w:val="18"/>
+        </w:rPr>
+        <w:tab/>
+        <w:t>{fase_tierra}</w:t>
+      </w:r>
     </w:p>
     <w:p>
       <w:pPr>
@@ -689,6 +808,13 @@
         </w:rPr>
         <w:t>0.79</w:t>
       </w:r>
+      <w:r>
+        <w:rPr>
+          <w:sz w:val="18"/>
+        </w:rPr>
+        <w:tab/>
+        <w:t>{neutro_tierra}</w:t>
+      </w:r>
     </w:p>
     <w:p>
       <w:pPr>
@@ -712,6 +838,13 @@
         </w:rPr>
         <w:t>Lugar de Instalación de Equipos: RACK</w:t>
       </w:r>
+      <w:r>
+        <w:rPr>
+          <w:sz w:val="18"/>
+        </w:rPr>
+        <w:tab/>
+        <w:t>{lugar_instalacion}</w:t>
+      </w:r>
     </w:p>
     <w:p>
       <w:pPr>
@@ -744,6 +877,13 @@
           <w:bCs/>
         </w:rPr>
         <w:t>Observaciones:</w:t>
+      </w:r>
+      <w:r>
+        <w:rPr>
+          <w:sz w:val="18"/>
+        </w:rPr>
+        <w:tab/>
+        <w:t>{observaciones}</w:t>
       </w:r>
     </w:p>
     <w:p>
@@ -959,6 +1099,12 @@
                 <w:lang w:val="es-CO"/>
               </w:rPr>
             </w:pPr>
+            <w:r>
+              <w:rPr>
+                <w:sz w:val="16"/>
+              </w:rPr>
+              <w:t>{equipo_instalado_1_tipo}</w:t>
+            </w:r>
           </w:p>
         </w:tc>
         <w:tc>
@@ -975,6 +1121,12 @@
                 <w:lang w:val="es-CO"/>
               </w:rPr>
             </w:pPr>
+            <w:r>
+              <w:rPr>
+                <w:sz w:val="16"/>
+              </w:rPr>
+              <w:t>{equipo_instalado_1_marca}</w:t>
+            </w:r>
           </w:p>
         </w:tc>
         <w:tc>
@@ -991,6 +1143,12 @@
                 <w:lang w:val="es-CO"/>
               </w:rPr>
             </w:pPr>
+            <w:r>
+              <w:rPr>
+                <w:sz w:val="16"/>
+              </w:rPr>
+              <w:t>{equipo_instalado_1_modelo}</w:t>
+            </w:r>
           </w:p>
         </w:tc>
         <w:tc>
@@ -1007,6 +1165,12 @@
                 <w:lang w:val="es-CO"/>
               </w:rPr>
             </w:pPr>
+            <w:r>
+              <w:rPr>
+                <w:sz w:val="16"/>
+              </w:rPr>
+              <w:t>{equipo_instalado_1_serial}</w:t>
+            </w:r>
           </w:p>
         </w:tc>
         <w:tc>
@@ -1023,6 +1187,12 @@
                 <w:lang w:val="es-CO"/>
               </w:rPr>
             </w:pPr>
+            <w:r>
+              <w:rPr>
+                <w:sz w:val="16"/>
+              </w:rPr>
+              <w:t>{equipo_instalado_1_placa}</w:t>
+            </w:r>
           </w:p>
         </w:tc>
       </w:tr>
@@ -1041,6 +1211,12 @@
                 <w:lang w:val="es-CO"/>
               </w:rPr>
             </w:pPr>
+            <w:r>
+              <w:rPr>
+                <w:sz w:val="16"/>
+              </w:rPr>
+              <w:t>{equipo_instalado_2_tipo}</w:t>
+            </w:r>
           </w:p>
         </w:tc>
         <w:tc>
@@ -1057,6 +1233,12 @@
                 <w:lang w:val="es-CO"/>
               </w:rPr>
             </w:pPr>
+            <w:r>
+              <w:rPr>
+                <w:sz w:val="16"/>
+              </w:rPr>
+              <w:t>{equipo_instalado_2_marca}</w:t>
+            </w:r>
           </w:p>
         </w:tc>
         <w:tc>
@@ -1073,6 +1255,12 @@
                 <w:lang w:val="es-CO"/>
               </w:rPr>
             </w:pPr>
+            <w:r>
+              <w:rPr>
+                <w:sz w:val="16"/>
+              </w:rPr>
+              <w:t>{equipo_instalado_2_modelo}</w:t>
+            </w:r>
           </w:p>
         </w:tc>
         <w:tc>
@@ -1089,6 +1277,12 @@
                 <w:lang w:val="es-CO"/>
               </w:rPr>
             </w:pPr>
+            <w:r>
+              <w:rPr>
+                <w:sz w:val="16"/>
+              </w:rPr>
+              <w:t>{equipo_instalado_2_serial}</w:t>
+            </w:r>
           </w:p>
         </w:tc>
         <w:tc>
@@ -1105,6 +1299,12 @@
                 <w:lang w:val="es-CO"/>
               </w:rPr>
             </w:pPr>
+            <w:r>
+              <w:rPr>
+                <w:sz w:val="16"/>
+              </w:rPr>
+              <w:t>{equipo_instalado_2_placa}</w:t>
+            </w:r>
           </w:p>
         </w:tc>
       </w:tr>
@@ -1123,6 +1323,12 @@
                 <w:lang w:val="es-CO"/>
               </w:rPr>
             </w:pPr>
+            <w:r>
+              <w:rPr>
+                <w:sz w:val="16"/>
+              </w:rPr>
+              <w:t>{equipo_instalado_3_tipo}</w:t>
+            </w:r>
           </w:p>
         </w:tc>
         <w:tc>
@@ -1139,6 +1345,12 @@
                 <w:lang w:val="es-CO"/>
               </w:rPr>
             </w:pPr>
+            <w:r>
+              <w:rPr>
+                <w:sz w:val="16"/>
+              </w:rPr>
+              <w:t>{equipo_instalado_3_marca}</w:t>
+            </w:r>
           </w:p>
         </w:tc>
         <w:tc>
@@ -1155,6 +1367,12 @@
                 <w:lang w:val="es-CO"/>
               </w:rPr>
             </w:pPr>
+            <w:r>
+              <w:rPr>
+                <w:sz w:val="16"/>
+              </w:rPr>
+              <w:t>{equipo_instalado_3_modelo}</w:t>
+            </w:r>
           </w:p>
         </w:tc>
         <w:tc>
@@ -1171,6 +1389,12 @@
                 <w:lang w:val="es-CO"/>
               </w:rPr>
             </w:pPr>
+            <w:r>
+              <w:rPr>
+                <w:sz w:val="16"/>
+              </w:rPr>
+              <w:t>{equipo_instalado_3_serial}</w:t>
+            </w:r>
           </w:p>
         </w:tc>
         <w:tc>
@@ -1187,6 +1411,12 @@
                 <w:lang w:val="es-CO"/>
               </w:rPr>
             </w:pPr>
+            <w:r>
+              <w:rPr>
+                <w:sz w:val="16"/>
+              </w:rPr>
+              <w:t>{equipo_instalado_3_placa}</w:t>
+            </w:r>
           </w:p>
         </w:tc>
       </w:tr>
@@ -1205,6 +1435,12 @@
                 <w:lang w:val="es-CO"/>
               </w:rPr>
             </w:pPr>
+            <w:r>
+              <w:rPr>
+                <w:sz w:val="16"/>
+              </w:rPr>
+              <w:t>{equipo_instalado_4_tipo}</w:t>
+            </w:r>
           </w:p>
         </w:tc>
         <w:tc>
@@ -1221,6 +1457,12 @@
                 <w:lang w:val="es-CO"/>
               </w:rPr>
             </w:pPr>
+            <w:r>
+              <w:rPr>
+                <w:sz w:val="16"/>
+              </w:rPr>
+              <w:t>{equipo_instalado_4_marca}</w:t>
+            </w:r>
           </w:p>
         </w:tc>
         <w:tc>
@@ -1237,6 +1479,12 @@
                 <w:lang w:val="es-CO"/>
               </w:rPr>
             </w:pPr>
+            <w:r>
+              <w:rPr>
+                <w:sz w:val="16"/>
+              </w:rPr>
+              <w:t>{equipo_instalado_4_modelo}</w:t>
+            </w:r>
           </w:p>
         </w:tc>
         <w:tc>
@@ -1253,6 +1501,12 @@
                 <w:lang w:val="es-CO"/>
               </w:rPr>
             </w:pPr>
+            <w:r>
+              <w:rPr>
+                <w:sz w:val="16"/>
+              </w:rPr>
+              <w:t>{equipo_instalado_4_serial}</w:t>
+            </w:r>
           </w:p>
         </w:tc>
         <w:tc>
@@ -1269,6 +1523,12 @@
                 <w:lang w:val="es-CO"/>
               </w:rPr>
             </w:pPr>
+            <w:r>
+              <w:rPr>
+                <w:sz w:val="16"/>
+              </w:rPr>
+              <w:t>{equipo_instalado_4_placa}</w:t>
+            </w:r>
           </w:p>
         </w:tc>
       </w:tr>
@@ -1488,6 +1748,12 @@
                 <w:lang w:val="es-CO"/>
               </w:rPr>
             </w:pPr>
+            <w:r>
+              <w:rPr>
+                <w:sz w:val="16"/>
+              </w:rPr>
+              <w:t>{equipo_desinstalado_1_tipo}</w:t>
+            </w:r>
           </w:p>
         </w:tc>
         <w:tc>
@@ -1504,6 +1770,12 @@
                 <w:lang w:val="es-CO"/>
               </w:rPr>
             </w:pPr>
+            <w:r>
+              <w:rPr>
+                <w:sz w:val="16"/>
+              </w:rPr>
+              <w:t>{equipo_desinstalado_1_marca}</w:t>
+            </w:r>
           </w:p>
         </w:tc>
         <w:tc>
@@ -1520,6 +1792,12 @@
                 <w:lang w:val="es-CO"/>
               </w:rPr>
             </w:pPr>
+            <w:r>
+              <w:rPr>
+                <w:sz w:val="16"/>
+              </w:rPr>
+              <w:t>{equipo_desinstalado_1_modelo}</w:t>
+            </w:r>
           </w:p>
         </w:tc>
         <w:tc>
@@ -1536,6 +1814,12 @@
                 <w:lang w:val="es-CO"/>
               </w:rPr>
             </w:pPr>
+            <w:r>
+              <w:rPr>
+                <w:sz w:val="16"/>
+              </w:rPr>
+              <w:t>{equipo_desinstalado_1_serial}</w:t>
+            </w:r>
           </w:p>
         </w:tc>
         <w:tc>
@@ -1552,6 +1836,12 @@
                 <w:lang w:val="es-CO"/>
               </w:rPr>
             </w:pPr>
+            <w:r>
+              <w:rPr>
+                <w:sz w:val="16"/>
+              </w:rPr>
+              <w:t>{equipo_desinstalado_1_placa}</w:t>
+            </w:r>
           </w:p>
         </w:tc>
       </w:tr>
@@ -1570,6 +1860,12 @@
                 <w:lang w:val="es-CO"/>
               </w:rPr>
             </w:pPr>
+            <w:r>
+              <w:rPr>
+                <w:sz w:val="16"/>
+              </w:rPr>
+              <w:t>{equipo_desinstalado_2_tipo}</w:t>
+            </w:r>
           </w:p>
         </w:tc>
         <w:tc>
@@ -1586,6 +1882,12 @@
                 <w:lang w:val="es-CO"/>
               </w:rPr>
             </w:pPr>
+            <w:r>
+              <w:rPr>
+                <w:sz w:val="16"/>
+              </w:rPr>
+              <w:t>{equipo_desinstalado_2_marca}</w:t>
+            </w:r>
           </w:p>
         </w:tc>
         <w:tc>
@@ -1602,6 +1904,12 @@
                 <w:lang w:val="es-CO"/>
               </w:rPr>
             </w:pPr>
+            <w:r>
+              <w:rPr>
+                <w:sz w:val="16"/>
+              </w:rPr>
+              <w:t>{equipo_desinstalado_2_modelo}</w:t>
+            </w:r>
           </w:p>
         </w:tc>
         <w:tc>
@@ -1618,6 +1926,12 @@
                 <w:lang w:val="es-CO"/>
               </w:rPr>
             </w:pPr>
+            <w:r>
+              <w:rPr>
+                <w:sz w:val="16"/>
+              </w:rPr>
+              <w:t>{equipo_desinstalado_2_serial}</w:t>
+            </w:r>
           </w:p>
         </w:tc>
         <w:tc>
@@ -1634,6 +1948,12 @@
                 <w:lang w:val="es-CO"/>
               </w:rPr>
             </w:pPr>
+            <w:r>
+              <w:rPr>
+                <w:sz w:val="16"/>
+              </w:rPr>
+              <w:t>{equipo_desinstalado_2_placa}</w:t>
+            </w:r>
           </w:p>
         </w:tc>
       </w:tr>
@@ -1652,6 +1972,12 @@
                 <w:lang w:val="es-CO"/>
               </w:rPr>
             </w:pPr>
+            <w:r>
+              <w:rPr>
+                <w:sz w:val="16"/>
+              </w:rPr>
+              <w:t>{equipo_desinstalado_3_tipo}</w:t>
+            </w:r>
           </w:p>
         </w:tc>
         <w:tc>
@@ -1668,6 +1994,12 @@
                 <w:lang w:val="es-CO"/>
               </w:rPr>
             </w:pPr>
+            <w:r>
+              <w:rPr>
+                <w:sz w:val="16"/>
+              </w:rPr>
+              <w:t>{equipo_desinstalado_3_marca}</w:t>
+            </w:r>
           </w:p>
         </w:tc>
         <w:tc>
@@ -1684,6 +2016,12 @@
                 <w:lang w:val="es-CO"/>
               </w:rPr>
             </w:pPr>
+            <w:r>
+              <w:rPr>
+                <w:sz w:val="16"/>
+              </w:rPr>
+              <w:t>{equipo_desinstalado_3_modelo}</w:t>
+            </w:r>
           </w:p>
         </w:tc>
         <w:tc>
@@ -1700,6 +2038,12 @@
                 <w:lang w:val="es-CO"/>
               </w:rPr>
             </w:pPr>
+            <w:r>
+              <w:rPr>
+                <w:sz w:val="16"/>
+              </w:rPr>
+              <w:t>{equipo_desinstalado_3_serial}</w:t>
+            </w:r>
           </w:p>
         </w:tc>
         <w:tc>
@@ -1716,6 +2060,12 @@
                 <w:lang w:val="es-CO"/>
               </w:rPr>
             </w:pPr>
+            <w:r>
+              <w:rPr>
+                <w:sz w:val="16"/>
+              </w:rPr>
+              <w:t>{equipo_desinstalado_3_placa}</w:t>
+            </w:r>
           </w:p>
         </w:tc>
       </w:tr>
@@ -1734,6 +2084,12 @@
                 <w:lang w:val="es-CO"/>
               </w:rPr>
             </w:pPr>
+            <w:r>
+              <w:rPr>
+                <w:sz w:val="16"/>
+              </w:rPr>
+              <w:t>{equipo_desinstalado_4_tipo}</w:t>
+            </w:r>
           </w:p>
         </w:tc>
         <w:tc>
@@ -1750,6 +2106,12 @@
                 <w:lang w:val="es-CO"/>
               </w:rPr>
             </w:pPr>
+            <w:r>
+              <w:rPr>
+                <w:sz w:val="16"/>
+              </w:rPr>
+              <w:t>{equipo_desinstalado_4_marca}</w:t>
+            </w:r>
           </w:p>
         </w:tc>
         <w:tc>
@@ -1766,6 +2128,12 @@
                 <w:lang w:val="es-CO"/>
               </w:rPr>
             </w:pPr>
+            <w:r>
+              <w:rPr>
+                <w:sz w:val="16"/>
+              </w:rPr>
+              <w:t>{equipo_desinstalado_4_modelo}</w:t>
+            </w:r>
           </w:p>
         </w:tc>
         <w:tc>
@@ -1782,6 +2150,12 @@
                 <w:lang w:val="es-CO"/>
               </w:rPr>
             </w:pPr>
+            <w:r>
+              <w:rPr>
+                <w:sz w:val="16"/>
+              </w:rPr>
+              <w:t>{equipo_desinstalado_4_serial}</w:t>
+            </w:r>
           </w:p>
         </w:tc>
         <w:tc>
@@ -1798,6 +2172,12 @@
                 <w:lang w:val="es-CO"/>
               </w:rPr>
             </w:pPr>
+            <w:r>
+              <w:rPr>
+                <w:sz w:val="16"/>
+              </w:rPr>
+              <w:t>{equipo_desinstalado_4_placa}</w:t>
+            </w:r>
           </w:p>
         </w:tc>
       </w:tr>
@@ -1867,6 +2247,13 @@
           <w:lang w:val="es-CO"/>
         </w:rPr>
         <w:t>Foto antes de la instalación (400x300 pixeles).</w:t>
+      </w:r>
+      <w:r>
+        <w:rPr>
+          <w:sz w:val="18"/>
+        </w:rPr>
+        <w:tab/>
+        <w:t>{foto_antes_instalacion}</w:t>
       </w:r>
     </w:p>
     <w:p>
@@ -1970,6 +2357,13 @@
         </w:rPr>
         <w:t>Foto después de la Instalación (400x300 pixeles).</w:t>
       </w:r>
+      <w:r>
+        <w:rPr>
+          <w:sz w:val="18"/>
+        </w:rPr>
+        <w:tab/>
+        <w:t>{foto_despues_instalacion}</w:t>
+      </w:r>
     </w:p>
     <w:p>
       <w:pPr>
@@ -2083,6 +2477,13 @@
         <w:lastRenderedPageBreak/>
         <w:t>Foto marquillas (400x300 pixeles).</w:t>
       </w:r>
+      <w:r>
+        <w:rPr>
+          <w:sz w:val="18"/>
+        </w:rPr>
+        <w:tab/>
+        <w:t>{foto_marquillas}</w:t>
+      </w:r>
     </w:p>
     <w:p>
       <w:pPr>
@@ -2185,6 +2586,13 @@
         </w:rPr>
         <w:t>Foto tomas eléctricas (400x300 pixeles).</w:t>
       </w:r>
+      <w:r>
+        <w:rPr>
+          <w:sz w:val="18"/>
+        </w:rPr>
+        <w:tab/>
+        <w:t>{foto_tomas_electricas}</w:t>
+      </w:r>
     </w:p>
     <w:p>
       <w:pPr>
@@ -2300,6 +2708,13 @@
         <w:lastRenderedPageBreak/>
         <w:t>Foto Voltaje [Relación Neutro-Tierra] (400x300 pixeles).</w:t>
       </w:r>
+      <w:r>
+        <w:rPr>
+          <w:sz w:val="18"/>
+        </w:rPr>
+        <w:tab/>
+        <w:t>{foto_voltaje_neutro_tierra}</w:t>
+      </w:r>
     </w:p>
     <w:p>
       <w:pPr>
@@ -2455,6 +2870,13 @@
           <w:lang w:val="es-CO"/>
         </w:rPr>
       </w:pPr>
+      <w:r>
+        <w:rPr>
+          <w:sz w:val="18"/>
+        </w:rPr>
+        <w:tab/>
+        <w:t>{pbx_evidencia_version_firmware}</w:t>
+      </w:r>
     </w:p>
     <w:p>
       <w:pPr>
@@ -2826,6 +3248,13 @@
           <w:lang w:val="es-CO"/>
         </w:rPr>
       </w:pPr>
+      <w:r>
+        <w:rPr>
+          <w:sz w:val="18"/>
+        </w:rPr>
+        <w:tab/>
+        <w:t>{pbx_evidencia_configuracion_router_voz}</w:t>
+      </w:r>
     </w:p>
     <w:p>
       <w:pPr>
@@ -2973,6 +3402,13 @@
           <w:lang w:val="es-CO"/>
         </w:rPr>
       </w:pPr>
+      <w:r>
+        <w:rPr>
+          <w:sz w:val="18"/>
+        </w:rPr>
+        <w:tab/>
+        <w:t>{pbx_evidencia_conectividad_plataforma_voz}</w:t>
+      </w:r>
     </w:p>
     <w:p>
       <w:pPr>
@@ -3349,6 +3785,13 @@
           <w:lang w:val="es-CO"/>
         </w:rPr>
       </w:pPr>
+      <w:r>
+        <w:rPr>
+          <w:sz w:val="18"/>
+        </w:rPr>
+        <w:tab/>
+        <w:t>{pbx_registro_telefonos_plataforma}</w:t>
+      </w:r>
     </w:p>
     <w:p>
       <w:pPr>
@@ -3709,6 +4152,13 @@
           <w:lang w:val="es-CO"/>
         </w:rPr>
       </w:pPr>
+      <w:r>
+        <w:rPr>
+          <w:sz w:val="18"/>
+        </w:rPr>
+        <w:tab/>
+        <w:t>{pbx_pruebas_llamadas_pstn}</w:t>
+      </w:r>
     </w:p>
     <w:p>
       <w:pPr>
@@ -3826,6 +4276,13 @@
           <w:lang w:val="es-CO"/>
         </w:rPr>
       </w:pPr>
+      <w:r>
+        <w:rPr>
+          <w:sz w:val="18"/>
+        </w:rPr>
+        <w:tab/>
+        <w:t>{pbx_pruebas_plan_marcacion}</w:t>
+      </w:r>
     </w:p>
     <w:p>
       <w:pPr>
@@ -4068,6 +4525,13 @@
           <w:lang w:val="es-CO"/>
         </w:rPr>
       </w:pPr>
+      <w:r>
+        <w:rPr>
+          <w:sz w:val="18"/>
+        </w:rPr>
+        <w:tab/>
+        <w:t>{pbx_pruebas_servicios_suplementarios}</w:t>
+      </w:r>
     </w:p>
     <w:p>
       <w:pPr>
@@ -4279,6 +4743,13 @@
               </w:rPr>
               <w:t>7480000</w:t>
             </w:r>
+            <w:r>
+              <w:rPr>
+                <w:sz w:val="16"/>
+              </w:rPr>
+              <w:br/>
+              <w:t>{pbx_fax_1_numero_destino}</w:t>
+            </w:r>
           </w:p>
         </w:tc>
         <w:tc>
@@ -4306,6 +4777,13 @@
                 <w:szCs w:val="16"/>
               </w:rPr>
               <w:t>SI/NO</w:t>
+            </w:r>
+            <w:r>
+              <w:rPr>
+                <w:sz w:val="16"/>
+              </w:rPr>
+              <w:br/>
+              <w:t>{pbx_fax_1_fax_recibido}</w:t>
             </w:r>
           </w:p>
         </w:tc>
@@ -4335,6 +4813,13 @@
               </w:rPr>
               <w:t>SI/NO</w:t>
             </w:r>
+            <w:r>
+              <w:rPr>
+                <w:sz w:val="16"/>
+              </w:rPr>
+              <w:br/>
+              <w:t>{pbx_fax_1_fax_entregado}</w:t>
+            </w:r>
           </w:p>
         </w:tc>
         <w:tc>
@@ -4352,6 +4837,12 @@
                 <w:szCs w:val="16"/>
               </w:rPr>
             </w:pPr>
+            <w:r>
+              <w:rPr>
+                <w:sz w:val="16"/>
+              </w:rPr>
+              <w:t>{pbx_fax_1_observaciones}</w:t>
+            </w:r>
           </w:p>
         </w:tc>
       </w:tr>
@@ -4375,6 +4866,12 @@
                 <w:szCs w:val="16"/>
               </w:rPr>
             </w:pPr>
+            <w:r>
+              <w:rPr>
+                <w:sz w:val="16"/>
+              </w:rPr>
+              <w:t>{pbx_fax_2_numero_destino}</w:t>
+            </w:r>
           </w:p>
         </w:tc>
         <w:tc>
@@ -4393,6 +4890,12 @@
                 <w:szCs w:val="16"/>
               </w:rPr>
             </w:pPr>
+            <w:r>
+              <w:rPr>
+                <w:sz w:val="16"/>
+              </w:rPr>
+              <w:t>{pbx_fax_2_fax_recibido}</w:t>
+            </w:r>
           </w:p>
         </w:tc>
         <w:tc>
@@ -4411,6 +4914,12 @@
                 <w:szCs w:val="16"/>
               </w:rPr>
             </w:pPr>
+            <w:r>
+              <w:rPr>
+                <w:sz w:val="16"/>
+              </w:rPr>
+              <w:t>{pbx_fax_2_fax_entregado}</w:t>
+            </w:r>
           </w:p>
         </w:tc>
         <w:tc>
@@ -4428,6 +4937,12 @@
                 <w:szCs w:val="16"/>
               </w:rPr>
             </w:pPr>
+            <w:r>
+              <w:rPr>
+                <w:sz w:val="16"/>
+              </w:rPr>
+              <w:t>{pbx_fax_2_observaciones}</w:t>
+            </w:r>
           </w:p>
         </w:tc>
       </w:tr>
@@ -4472,6 +4987,13 @@
           <w:lang w:val="es-CO"/>
         </w:rPr>
         <w:t>de Supervivencia</w:t>
+      </w:r>
+      <w:r>
+        <w:rPr>
+          <w:sz w:val="18"/>
+        </w:rPr>
+        <w:tab/>
+        <w:t>{pbx_pruebas_supervivencia}</w:t>
       </w:r>
     </w:p>
     <w:p>
@@ -5057,6 +5579,12 @@
                 <w:lang w:val="en-US"/>
               </w:rPr>
             </w:pPr>
+            <w:r>
+              <w:rPr>
+                <w:sz w:val="16"/>
+              </w:rPr>
+              <w:t>{conexion_cliente_claro_si}</w:t>
+            </w:r>
           </w:p>
         </w:tc>
         <w:tc>
@@ -5124,6 +5652,12 @@
                 <w:lang w:val="en-US"/>
               </w:rPr>
             </w:pPr>
+            <w:r>
+              <w:rPr>
+                <w:sz w:val="16"/>
+              </w:rPr>
+              <w:t>{conexion_cliente_claro_no}</w:t>
+            </w:r>
           </w:p>
         </w:tc>
       </w:tr>
@@ -5258,6 +5792,12 @@
                 <w:lang w:val="en-US"/>
               </w:rPr>
             </w:pPr>
+            <w:r>
+              <w:rPr>
+                <w:sz w:val="16"/>
+              </w:rPr>
+              <w:t>{equipos_disponibles_configurados_si}</w:t>
+            </w:r>
           </w:p>
         </w:tc>
         <w:tc>
@@ -5325,6 +5865,12 @@
                 <w:lang w:val="en-US"/>
               </w:rPr>
             </w:pPr>
+            <w:r>
+              <w:rPr>
+                <w:sz w:val="16"/>
+              </w:rPr>
+              <w:t>{equipos_disponibles_configurados_no}</w:t>
+            </w:r>
           </w:p>
         </w:tc>
       </w:tr>
@@ -5468,6 +6014,12 @@
                 <w:lang w:val="en-US"/>
               </w:rPr>
             </w:pPr>
+            <w:r>
+              <w:rPr>
+                <w:sz w:val="16"/>
+              </w:rPr>
+              <w:t>{equipos_administrados_cliente_lan_si}</w:t>
+            </w:r>
           </w:p>
         </w:tc>
         <w:tc>
@@ -5535,6 +6087,12 @@
                 <w:lang w:val="en-US"/>
               </w:rPr>
             </w:pPr>
+            <w:r>
+              <w:rPr>
+                <w:sz w:val="16"/>
+              </w:rPr>
+              <w:t>{equipos_administrados_cliente_lan_no}</w:t>
+            </w:r>
           </w:p>
         </w:tc>
       </w:tr>
@@ -5585,6 +6143,13 @@
         </w:rPr>
         <w:lastRenderedPageBreak/>
         <w:t>FOTO ACTA DE ENTREGA DE SERVICIO</w:t>
+      </w:r>
+      <w:r>
+        <w:rPr>
+          <w:sz w:val="18"/>
+        </w:rPr>
+        <w:tab/>
+        <w:t>{foto_acta_entrega_servicio}</w:t>
       </w:r>
     </w:p>
     <w:p>
